--- a/Focus Group Materials/Athlete Materials/Angelo Allen/Angelo_Allen_2026-04-20to2026-04-26_VF_WeeklyInsight.docx
+++ b/Focus Group Materials/Athlete Materials/Angelo Allen/Angelo_Allen_2026-04-20to2026-04-26_VF_WeeklyInsight.docx
@@ -47,7 +47,7 @@
     </w:p>
     <w:p>
       <w:r>
-        <w:t>This week reflects sustained Growth-tier execution at the floor of the productive scorecard threshold (5 productive days out of 7). Behavioral execution held across academic, vocational, and athletic domains, with consecutive-week competition execution following the prior week's program-best performance. Saturday's competition produced wins in two of three contested events with a deliberate mid-competition decision to scratch the third event for championship preservation. The decision pattern that operated retrospectively at the prior week's meet now operates inside the competition itself.</w:t>
+        <w:t>This week reflects sustained Growth-tier execution at the floor of the productive scorecard threshold (5 productive days out of 7). Behavioral execution held across academic, vocational, and athletic domains, with consecutive-week competition execution following the prior week's program-best performance. This period's competition produced wins in two of three contested events with a deliberate mid-competition decision to scratch the third event for championship preservation.</w:t>
       </w:r>
     </w:p>
     <w:p>
@@ -95,7 +95,7 @@
     </w:p>
     <w:p>
       <w:r>
-        <w:t>Controllable alignment remained centered for the fourth consecutive week, with the athlete sustaining an expanded six-item focus on personal trait-level controllables. Identical content across recovery, disruption, peak performance, and consolidation contexts. The four-week consistency confirms the focus depth is structurally integrated and operating as the athlete's standard rather than as situational adjustment.</w:t>
+        <w:t>Sustained center-dominant focus distribution for the fourth consecutive period. Consistent focus profile maintained across the recent reporting periods. No noise fixation detected.</w:t>
       </w:r>
     </w:p>
     <w:p>
@@ -148,7 +148,7 @@
     </w:p>
     <w:p>
       <w:r>
-        <w:t>Confidence indicators show continued positive directional movement, driven by preparation ownership and consecutive-week competitive execution. The athlete's preparation language now operates at the in-competition real-time level, with strategic decision-making articulated in causal terms within the weekly recap. Confidence remains preparation-linked rather than outcome-linked.</w:t>
+        <w:t>Confidence indicators show continued positive directional movement, driven by preparation ownership and consecutive-week competitive execution. Confidence framing operates at the in-competition real-time level. Confidence remains preparation-linked rather than outcome-linked.</w:t>
       </w:r>
     </w:p>
     <w:p>
@@ -172,7 +172,7 @@
     </w:p>
     <w:p>
       <w:r>
-        <w:t>Overall stress indicators remained within the low range. Self-regulation signals show stable composure across a back-to-back competition window, with structural conditions framed declaratively rather than reactively. Forward-looking language for the upcoming championship week is process-oriented and anchored in self-stated intention.</w:t>
+        <w:t>Overall stress indicators remained within the low range. Self-regulation signals show stable composure across a back-to-back competition window. Forward-looking pattern indicators are process-oriented heading into the championship week.</w:t>
       </w:r>
     </w:p>
     <w:p>
@@ -196,7 +196,7 @@
     </w:p>
     <w:p>
       <w:r>
-        <w:t>The athlete has advanced from Developing to Consistent. Phase advancement criteria are met: rolling 4-week productive-day rate clears the qualifying threshold for the first time in the program, paired with the second consecutive week of full alignment, stable positive distribution, and reflection quality at the qualifying tier. Advancement occurs in the final program week before the athlete's last collegiate competition. Continued phase classification beyond this window is not applicable as the athlete is retiring from collegiate competition.</w:t>
+        <w:t>The athlete has advanced from Developing to Consistent. Phase advancement criteria are met: rolling 4-week productive-day rate clears the qualifying threshold for the first time in the program, paired with the second consecutive week of full alignment and stable positive distribution. Advancement occurs in the final program week before the athlete's last collegiate competition. Continued phase classification beyond this window is not applicable as the athlete is retiring from collegiate competition.</w:t>
       </w:r>
     </w:p>
     <w:p>
@@ -214,7 +214,7 @@
     </w:p>
     <w:p>
       <w:r>
-        <w:t>The most relevant development marker this week is the operationalization of the preparation system at the in-competition real-time level. The athlete made two strategic decisions during a single competition Saturday (the meet-attendance decision and the mid-competition event-scratch decision) and articulated both in causal terms within the recap. The same decision pattern that produced the prior week's program-best competitive output is now operating one timescale earlier and one decision deeper. The system has now demonstrated repeatability across three operating timescales: retrospective lesson extraction, prospective preparation design, and in-competition real-time adjustment.</w:t>
+        <w:t>The most relevant development marker this week is the operationalization of the preparation system at the in-competition real-time level. Two strategic decisions occurred during a single competition this period (the meet-attendance decision and the mid-competition event-scratch decision), with causal reasoning patterns observable in both. The same decision pattern that produced the prior week's program-best competitive output is now operating one timescale earlier and one decision deeper. The system has demonstrated repeatability across three operating timescales: retrospective lesson extraction, prospective preparation design, and in-competition real-time adjustment.</w:t>
       </w:r>
     </w:p>
     <w:p>
@@ -227,7 +227,7 @@
     </w:p>
     <w:p>
       <w:r>
-        <w:t>Reinforce the pattern of strategic decision-making at the in-competition real-time level, recognizing that the athlete is now articulating causal reasoning explicitly without prompting. The next scheduled competition is the conference championship across three days at the same venue where the athlete's first competitive disappointment of the recorded program occurred ten weeks prior. Reinforcement should focus on the decision-making system across the three competition days rather than on outcome targets. Monitor sustainability of the decision system under championship-level stakes and across consecutive competition days. The athlete's stated season-end goal is anchored in process language and self-articulated retirement framing; reinforcement should hold that frame rather than redirect toward competitive striving language. This is the final week of the athlete's collegiate career.</w:t>
+        <w:t>Reinforce the pattern of strategic decision-making at the in-competition real-time level. The next scheduled competition is the conference championship across three days at the same venue where the athlete's first competitive disappointment of the recorded program occurred ten weeks prior. Reinforcement should focus on the decision-making system across the three competition days rather than on outcome targets. Monitor sustainability of the decision system under championship-level stakes and across consecutive competition days. This is the final week of the athlete's collegiate career.</w:t>
       </w:r>
     </w:p>
     <w:p>
